--- a/docs/fagbi_guarded_p4_package/submission_preview_synced/titan_fagbi_reader_friendly_supplement_revised.docx
+++ b/docs/fagbi_guarded_p4_package/submission_preview_synced/titan_fagbi_reader_friendly_supplement_revised.docx
@@ -7,13 +7,7 @@
         <w:jc w:val="center"/>
       </w:pPr>
       <w:r>
-        <w:rPr>
-          <w:rFonts w:ascii="Calibri" w:hAnsi="Calibri"/>
-          <w:b/>
-          <w:color w:val="0B2545"/>
-          <w:sz w:val="34"/>
-        </w:rPr>
-        <w:t>Supplementary Tables and Sensitivity Figures for TITAN Guarded FMM/M2L Solves</w:t>
+        <w:t>Supplementary Information for TITAN Guarded Cartesian FMM/M2L Boundary-Integral Poisson-Boltzmann Solves</w:t>
       </w:r>
     </w:p>
     <w:p>
@@ -21,20 +15,7 @@
         <w:jc w:val="center"/>
       </w:pPr>
       <w:r>
-        <w:rPr>
-          <w:i/>
-        </w:rPr>
-        <w:t>Public-protein expansion, guard/theta/tail sensitivity, and ILU neighbor-cap sensitivity</w:t>
-      </w:r>
-    </w:p>
-    <w:p>
-      <w:r>
-        <w:t>This supplement summarizes the public-protein, guard/theta/tail, and ILU neighbor-cap sensitivity rows used to support the bounded claims in the main manuscript. The purpose is to keep detailed evidence available for review without overloading the main text. The archived release will include a SHA-256 release manifest linking these supplementary tables and figures to the corresponding benchmark scripts, fixture manifests, and source-code revision.</w:t>
-      </w:r>
-    </w:p>
-    <w:p>
-      <w:r>
-        <w:t>The ILU neighbor-cap sweep was run on Barnase, 1A63, and 1SH1 under the guarded p4 protocol. Caps 32, 64, and 128 all passed the sampled direct-operator verification gate. Cap 64 is retained in the reported protocol because it gives the lowest average matrix-vector time in this three-protein sweep while avoiding the larger graph and resident memory of cap 128. This is a protocol choice, not a general optimum claim.</w:t>
+        <w:t>Supplementary tables and figures for public-protein, sensitivity, ILU-cap, and APBS context figure</w:t>
       </w:r>
     </w:p>
     <w:p>
@@ -195,21 +176,8 @@
             <w:shd w:fill="E8EEF5"/>
           </w:tcPr>
           <w:p>
-            <w:pPr>
-              <w:jc w:val="left"/>
-            </w:pPr>
-            <w:r>
-              <w:rPr>
-                <w:b/>
-              </w:rPr>
-            </w:r>
-            <w:r>
-              <w:rPr>
-                <w:rFonts w:ascii="Calibri" w:hAnsi="Calibri"/>
-                <w:b/>
-                <w:sz w:val="16"/>
-              </w:rPr>
-              <w:t>Audit max</w:t>
+            <w:r>
+              <w:t>Sampled audit max</w:t>
             </w:r>
           </w:p>
         </w:tc>
@@ -220,21 +188,8 @@
             <w:shd w:fill="E8EEF5"/>
           </w:tcPr>
           <w:p>
-            <w:pPr>
-              <w:jc w:val="left"/>
-            </w:pPr>
-            <w:r>
-              <w:rPr>
-                <w:b/>
-              </w:rPr>
-            </w:r>
-            <w:r>
-              <w:rPr>
-                <w:rFonts w:ascii="Calibri" w:hAnsi="Calibri"/>
-                <w:b/>
-                <w:sz w:val="16"/>
-              </w:rPr>
-              <w:t>Direct residual max</w:t>
+            <w:r>
+              <w:t>Sampled direct true residual max</w:t>
             </w:r>
           </w:p>
         </w:tc>
@@ -886,21 +841,8 @@
             <w:shd w:fill="E8EEF5"/>
           </w:tcPr>
           <w:p>
-            <w:pPr>
-              <w:jc w:val="left"/>
-            </w:pPr>
-            <w:r>
-              <w:rPr>
-                <w:b/>
-              </w:rPr>
-            </w:r>
-            <w:r>
-              <w:rPr>
-                <w:rFonts w:ascii="Calibri" w:hAnsi="Calibri"/>
-                <w:b/>
-                <w:sz w:val="16"/>
-              </w:rPr>
-              <w:t>Max audit RMS</w:t>
+            <w:r>
+              <w:t>Sampled audit max</w:t>
             </w:r>
           </w:p>
         </w:tc>
@@ -911,21 +853,8 @@
             <w:shd w:fill="E8EEF5"/>
           </w:tcPr>
           <w:p>
-            <w:pPr>
-              <w:jc w:val="left"/>
-            </w:pPr>
-            <w:r>
-              <w:rPr>
-                <w:b/>
-              </w:rPr>
-            </w:r>
-            <w:r>
-              <w:rPr>
-                <w:rFonts w:ascii="Calibri" w:hAnsi="Calibri"/>
-                <w:b/>
-                <w:sz w:val="16"/>
-              </w:rPr>
-              <w:t>Max sampled direct residual</w:t>
+            <w:r>
+              <w:t>Sampled direct true residual max</w:t>
             </w:r>
           </w:p>
         </w:tc>
@@ -2742,21 +2671,8 @@
             <w:shd w:fill="E8EEF5"/>
           </w:tcPr>
           <w:p>
-            <w:pPr>
-              <w:jc w:val="left"/>
-            </w:pPr>
-            <w:r>
-              <w:rPr>
-                <w:b/>
-              </w:rPr>
-            </w:r>
-            <w:r>
-              <w:rPr>
-                <w:rFonts w:ascii="Calibri" w:hAnsi="Calibri"/>
-                <w:b/>
-                <w:sz w:val="16"/>
-              </w:rPr>
-              <w:t>Audit RMS</w:t>
+            <w:r>
+              <w:t>Sampled audit RMS</w:t>
             </w:r>
           </w:p>
         </w:tc>
@@ -2767,21 +2683,8 @@
             <w:shd w:fill="E8EEF5"/>
           </w:tcPr>
           <w:p>
-            <w:pPr>
-              <w:jc w:val="left"/>
-            </w:pPr>
-            <w:r>
-              <w:rPr>
-                <w:b/>
-              </w:rPr>
-            </w:r>
-            <w:r>
-              <w:rPr>
-                <w:rFonts w:ascii="Calibri" w:hAnsi="Calibri"/>
-                <w:b/>
-                <w:sz w:val="16"/>
-              </w:rPr>
-              <w:t>Sampled direct residual</w:t>
+            <w:r>
+              <w:t>Sampled direct true residual</w:t>
             </w:r>
           </w:p>
         </w:tc>
@@ -15932,21 +15835,8 @@
             <w:shd w:fill="E8EEF5"/>
           </w:tcPr>
           <w:p>
-            <w:pPr>
-              <w:jc w:val="left"/>
-            </w:pPr>
-            <w:r>
-              <w:rPr>
-                <w:b/>
-              </w:rPr>
-            </w:r>
-            <w:r>
-              <w:rPr>
-                <w:rFonts w:ascii="Calibri" w:hAnsi="Calibri"/>
-                <w:b/>
-                <w:sz w:val="16"/>
-              </w:rPr>
-              <w:t>Max audit RMS</w:t>
+            <w:r>
+              <w:t>Sampled audit max</w:t>
             </w:r>
           </w:p>
         </w:tc>
@@ -15957,21 +15847,8 @@
             <w:shd w:fill="E8EEF5"/>
           </w:tcPr>
           <w:p>
-            <w:pPr>
-              <w:jc w:val="left"/>
-            </w:pPr>
-            <w:r>
-              <w:rPr>
-                <w:b/>
-              </w:rPr>
-            </w:r>
-            <w:r>
-              <w:rPr>
-                <w:rFonts w:ascii="Calibri" w:hAnsi="Calibri"/>
-                <w:b/>
-                <w:sz w:val="16"/>
-              </w:rPr>
-              <w:t>Max sampled direct residual</w:t>
+            <w:r>
+              <w:t>Sampled direct true residual max</w:t>
             </w:r>
           </w:p>
         </w:tc>
@@ -16671,12 +16548,1962 @@
         <w:jc w:val="left"/>
       </w:pPr>
       <w:r>
-        <w:t>A, maximum sampled direct residual across Barnase, 1A63, and 1SH1, with the 8 x 10^-3 verification gate shown as a reference line. B, mean GMRES matrix-vector time. C, mean process peak RSS. Error bars show sample standard deviation over the three proteins. The sweep shows that caps 32, 64, and 128 all pass the sampled accuracy gate; cap 64 is used as a balanced protocol value for the reported runs.</w:t>
+        <w:t>A, maximum sampled direct residual across Barnase, 1A63, and 1SH1, with the 8 x 10^-3 verification gate shown as a reference line. B, mean GMRES matrix-vector time. C, mean process peak RSS. Error bars show sample standard deviation over the three proteins.</w:t>
       </w:r>
     </w:p>
     <w:p>
+      <w:pPr>
+        <w:pStyle w:val="Caption"/>
+      </w:pPr>
       <w:r>
-        <w:t>Conclusion. The theta/guard/tail rows support the main-text statement that the guarded p4 policy is not fragile over the tested theta range and that the strict geometry guard is needed for the hardest tested case, 1A63. The neighbor-cap sweep shows that cap 64 is a reasonable reported protocol value in this subset: cap 32 is memory-lean, cap 128 uses a larger graph and RSS without a clear accuracy benefit, and cap 64 gives the lowest average matrix-vector time in the three-protein sweep.</w:t>
+        <w:t>Table S5. Full dense direct calibration on small analytic and mini public-protein systems.</w:t>
+      </w:r>
+    </w:p>
+    <w:tbl>
+      <w:tblPr>
+        <w:tblStyle w:val="TableGrid"/>
+        <w:tblW w:type="auto" w:w="0"/>
+        <w:jc w:val="center"/>
+        <w:tblLook w:firstColumn="1" w:firstRow="1" w:lastColumn="0" w:lastRow="0" w:noHBand="0" w:noVBand="1" w:val="04A0"/>
+      </w:tblPr>
+      <w:tblGrid>
+        <w:gridCol w:w="1568"/>
+        <w:gridCol w:w="1568"/>
+        <w:gridCol w:w="1568"/>
+        <w:gridCol w:w="1568"/>
+        <w:gridCol w:w="1568"/>
+        <w:gridCol w:w="1568"/>
+        <w:gridCol w:w="1568"/>
+        <w:gridCol w:w="1568"/>
+        <w:gridCol w:w="1568"/>
+      </w:tblGrid>
+      <w:tr>
+        <w:tc>
+          <w:tcPr>
+            <w:tcW w:type="dxa" w:w="1584"/>
+            <w:vAlign w:val="center"/>
+          </w:tcPr>
+          <w:p>
+            <w:pPr>
+              <w:jc w:val="center"/>
+            </w:pPr>
+            <w:r>
+              <w:rPr>
+                <w:sz w:val="16"/>
+              </w:rPr>
+            </w:r>
+            <w:r>
+              <w:rPr>
+                <w:b/>
+                <w:sz w:val="16"/>
+              </w:rPr>
+              <w:t>Case</w:t>
+            </w:r>
+          </w:p>
+        </w:tc>
+        <w:tc>
+          <w:tcPr>
+            <w:tcW w:type="dxa" w:w="792"/>
+            <w:vAlign w:val="center"/>
+          </w:tcPr>
+          <w:p>
+            <w:pPr>
+              <w:jc w:val="center"/>
+            </w:pPr>
+            <w:r>
+              <w:rPr>
+                <w:sz w:val="16"/>
+              </w:rPr>
+            </w:r>
+            <w:r>
+              <w:rPr>
+                <w:b/>
+                <w:sz w:val="16"/>
+              </w:rPr>
+              <w:t>Panels</w:t>
+            </w:r>
+          </w:p>
+        </w:tc>
+        <w:tc>
+          <w:tcPr>
+            <w:tcW w:type="dxa" w:w="1007"/>
+            <w:vAlign w:val="center"/>
+          </w:tcPr>
+          <w:p>
+            <w:pPr>
+              <w:jc w:val="center"/>
+            </w:pPr>
+            <w:r>
+              <w:rPr>
+                <w:sz w:val="16"/>
+              </w:rPr>
+            </w:r>
+            <w:r>
+              <w:rPr>
+                <w:b/>
+                <w:sz w:val="16"/>
+              </w:rPr>
+              <w:t>Surface request</w:t>
+            </w:r>
+          </w:p>
+        </w:tc>
+        <w:tc>
+          <w:tcPr>
+            <w:tcW w:type="dxa" w:w="1296"/>
+            <w:vAlign w:val="center"/>
+          </w:tcPr>
+          <w:p>
+            <w:pPr>
+              <w:jc w:val="center"/>
+            </w:pPr>
+            <w:r>
+              <w:rPr>
+                <w:sz w:val="16"/>
+              </w:rPr>
+            </w:r>
+            <w:r>
+              <w:rPr>
+                <w:b/>
+                <w:sz w:val="16"/>
+              </w:rPr>
+              <w:t>Dense direct energy</w:t>
+            </w:r>
+          </w:p>
+        </w:tc>
+        <w:tc>
+          <w:tcPr>
+            <w:tcW w:type="dxa" w:w="1296"/>
+            <w:vAlign w:val="center"/>
+          </w:tcPr>
+          <w:p>
+            <w:pPr>
+              <w:jc w:val="center"/>
+            </w:pPr>
+            <w:r>
+              <w:rPr>
+                <w:sz w:val="16"/>
+              </w:rPr>
+            </w:r>
+            <w:r>
+              <w:rPr>
+                <w:b/>
+                <w:sz w:val="16"/>
+              </w:rPr>
+              <w:t>Guarded p4 energy</w:t>
+            </w:r>
+          </w:p>
+        </w:tc>
+        <w:tc>
+          <w:tcPr>
+            <w:tcW w:type="dxa" w:w="936"/>
+            <w:vAlign w:val="center"/>
+          </w:tcPr>
+          <w:p>
+            <w:pPr>
+              <w:jc w:val="center"/>
+            </w:pPr>
+            <w:r>
+              <w:rPr>
+                <w:sz w:val="16"/>
+              </w:rPr>
+            </w:r>
+            <w:r>
+              <w:rPr>
+                <w:b/>
+                <w:sz w:val="16"/>
+              </w:rPr>
+              <w:t>|Delta E|</w:t>
+            </w:r>
+          </w:p>
+        </w:tc>
+        <w:tc>
+          <w:tcPr>
+            <w:tcW w:type="dxa" w:w="1224"/>
+            <w:vAlign w:val="center"/>
+          </w:tcPr>
+          <w:p>
+            <w:pPr>
+              <w:jc w:val="center"/>
+            </w:pPr>
+            <w:r>
+              <w:rPr>
+                <w:sz w:val="16"/>
+              </w:rPr>
+            </w:r>
+            <w:r>
+              <w:rPr>
+                <w:b/>
+                <w:sz w:val="16"/>
+              </w:rPr>
+              <w:t>Sampled direct residual</w:t>
+            </w:r>
+          </w:p>
+        </w:tc>
+        <w:tc>
+          <w:tcPr>
+            <w:tcW w:type="dxa" w:w="936"/>
+            <w:vAlign w:val="center"/>
+          </w:tcPr>
+          <w:p>
+            <w:pPr>
+              <w:jc w:val="center"/>
+            </w:pPr>
+            <w:r>
+              <w:rPr>
+                <w:sz w:val="16"/>
+              </w:rPr>
+            </w:r>
+            <w:r>
+              <w:rPr>
+                <w:b/>
+                <w:sz w:val="16"/>
+              </w:rPr>
+              <w:t>Direct wall (s)</w:t>
+            </w:r>
+          </w:p>
+        </w:tc>
+        <w:tc>
+          <w:tcPr>
+            <w:tcW w:type="dxa" w:w="936"/>
+            <w:vAlign w:val="center"/>
+          </w:tcPr>
+          <w:p>
+            <w:pPr>
+              <w:jc w:val="center"/>
+            </w:pPr>
+            <w:r>
+              <w:rPr>
+                <w:sz w:val="16"/>
+              </w:rPr>
+            </w:r>
+            <w:r>
+              <w:rPr>
+                <w:b/>
+                <w:sz w:val="16"/>
+              </w:rPr>
+              <w:t>p4 wall (s)</w:t>
+            </w:r>
+          </w:p>
+        </w:tc>
+      </w:tr>
+      <w:tr>
+        <w:tc>
+          <w:tcPr>
+            <w:tcW w:type="dxa" w:w="1584"/>
+            <w:vAlign w:val="center"/>
+          </w:tcPr>
+          <w:p>
+            <w:pPr>
+              <w:jc w:val="center"/>
+            </w:pPr>
+            <w:r>
+              <w:rPr>
+                <w:sz w:val="16"/>
+              </w:rPr>
+            </w:r>
+            <w:r>
+              <w:rPr>
+                <w:b w:val="0"/>
+                <w:sz w:val="16"/>
+              </w:rPr>
+              <w:t>1UBQ mini</w:t>
+            </w:r>
+          </w:p>
+        </w:tc>
+        <w:tc>
+          <w:tcPr>
+            <w:tcW w:type="dxa" w:w="792"/>
+            <w:vAlign w:val="center"/>
+          </w:tcPr>
+          <w:p>
+            <w:pPr>
+              <w:jc w:val="center"/>
+            </w:pPr>
+            <w:r>
+              <w:rPr>
+                <w:sz w:val="16"/>
+              </w:rPr>
+            </w:r>
+            <w:r>
+              <w:rPr>
+                <w:b w:val="0"/>
+                <w:sz w:val="16"/>
+              </w:rPr>
+              <w:t>2992</w:t>
+            </w:r>
+          </w:p>
+        </w:tc>
+        <w:tc>
+          <w:tcPr>
+            <w:tcW w:type="dxa" w:w="1007"/>
+            <w:vAlign w:val="center"/>
+          </w:tcPr>
+          <w:p>
+            <w:pPr>
+              <w:jc w:val="center"/>
+            </w:pPr>
+            <w:r>
+              <w:rPr>
+                <w:sz w:val="16"/>
+              </w:rPr>
+            </w:r>
+            <w:r>
+              <w:rPr>
+                <w:b w:val="0"/>
+                <w:sz w:val="16"/>
+              </w:rPr>
+              <w:t>8</w:t>
+            </w:r>
+          </w:p>
+        </w:tc>
+        <w:tc>
+          <w:tcPr>
+            <w:tcW w:type="dxa" w:w="1296"/>
+            <w:vAlign w:val="center"/>
+          </w:tcPr>
+          <w:p>
+            <w:pPr>
+              <w:jc w:val="center"/>
+            </w:pPr>
+            <w:r>
+              <w:rPr>
+                <w:sz w:val="16"/>
+              </w:rPr>
+            </w:r>
+            <w:r>
+              <w:rPr>
+                <w:b w:val="0"/>
+                <w:sz w:val="16"/>
+              </w:rPr>
+              <w:t>-3511.08</w:t>
+            </w:r>
+          </w:p>
+        </w:tc>
+        <w:tc>
+          <w:tcPr>
+            <w:tcW w:type="dxa" w:w="1296"/>
+            <w:vAlign w:val="center"/>
+          </w:tcPr>
+          <w:p>
+            <w:pPr>
+              <w:jc w:val="center"/>
+            </w:pPr>
+            <w:r>
+              <w:rPr>
+                <w:sz w:val="16"/>
+              </w:rPr>
+            </w:r>
+            <w:r>
+              <w:rPr>
+                <w:b w:val="0"/>
+                <w:sz w:val="16"/>
+              </w:rPr>
+              <w:t>-3511.08</w:t>
+            </w:r>
+          </w:p>
+        </w:tc>
+        <w:tc>
+          <w:tcPr>
+            <w:tcW w:type="dxa" w:w="936"/>
+            <w:vAlign w:val="center"/>
+          </w:tcPr>
+          <w:p>
+            <w:pPr>
+              <w:jc w:val="center"/>
+            </w:pPr>
+            <w:r>
+              <w:rPr>
+                <w:sz w:val="16"/>
+              </w:rPr>
+            </w:r>
+            <w:r>
+              <w:rPr>
+                <w:b w:val="0"/>
+                <w:sz w:val="16"/>
+              </w:rPr>
+              <w:t>0.00063</w:t>
+            </w:r>
+          </w:p>
+        </w:tc>
+        <w:tc>
+          <w:tcPr>
+            <w:tcW w:type="dxa" w:w="1224"/>
+            <w:vAlign w:val="center"/>
+          </w:tcPr>
+          <w:p>
+            <w:pPr>
+              <w:jc w:val="center"/>
+            </w:pPr>
+            <w:r>
+              <w:rPr>
+                <w:sz w:val="16"/>
+              </w:rPr>
+            </w:r>
+            <w:r>
+              <w:rPr>
+                <w:b w:val="0"/>
+                <w:sz w:val="16"/>
+              </w:rPr>
+              <w:t>7.02e-07</w:t>
+            </w:r>
+          </w:p>
+        </w:tc>
+        <w:tc>
+          <w:tcPr>
+            <w:tcW w:type="dxa" w:w="936"/>
+            <w:vAlign w:val="center"/>
+          </w:tcPr>
+          <w:p>
+            <w:pPr>
+              <w:jc w:val="center"/>
+            </w:pPr>
+            <w:r>
+              <w:rPr>
+                <w:sz w:val="16"/>
+              </w:rPr>
+            </w:r>
+            <w:r>
+              <w:rPr>
+                <w:b w:val="0"/>
+                <w:sz w:val="16"/>
+              </w:rPr>
+              <w:t>47.70</w:t>
+            </w:r>
+          </w:p>
+        </w:tc>
+        <w:tc>
+          <w:tcPr>
+            <w:tcW w:type="dxa" w:w="936"/>
+            <w:vAlign w:val="center"/>
+          </w:tcPr>
+          <w:p>
+            <w:pPr>
+              <w:jc w:val="center"/>
+            </w:pPr>
+            <w:r>
+              <w:rPr>
+                <w:sz w:val="16"/>
+              </w:rPr>
+            </w:r>
+            <w:r>
+              <w:rPr>
+                <w:b w:val="0"/>
+                <w:sz w:val="16"/>
+              </w:rPr>
+              <w:t>17.77</w:t>
+            </w:r>
+          </w:p>
+        </w:tc>
+      </w:tr>
+      <w:tr>
+        <w:tc>
+          <w:tcPr>
+            <w:tcW w:type="dxa" w:w="1584"/>
+            <w:vAlign w:val="center"/>
+          </w:tcPr>
+          <w:p>
+            <w:pPr>
+              <w:jc w:val="center"/>
+            </w:pPr>
+            <w:r>
+              <w:rPr>
+                <w:sz w:val="16"/>
+              </w:rPr>
+            </w:r>
+            <w:r>
+              <w:rPr>
+                <w:b w:val="0"/>
+                <w:sz w:val="16"/>
+              </w:rPr>
+              <w:t>1UBQ mini</w:t>
+            </w:r>
+          </w:p>
+        </w:tc>
+        <w:tc>
+          <w:tcPr>
+            <w:tcW w:type="dxa" w:w="792"/>
+            <w:vAlign w:val="center"/>
+          </w:tcPr>
+          <w:p>
+            <w:pPr>
+              <w:jc w:val="center"/>
+            </w:pPr>
+            <w:r>
+              <w:rPr>
+                <w:sz w:val="16"/>
+              </w:rPr>
+            </w:r>
+            <w:r>
+              <w:rPr>
+                <w:b w:val="0"/>
+                <w:sz w:val="16"/>
+              </w:rPr>
+              <w:t>2992</w:t>
+            </w:r>
+          </w:p>
+        </w:tc>
+        <w:tc>
+          <w:tcPr>
+            <w:tcW w:type="dxa" w:w="1007"/>
+            <w:vAlign w:val="center"/>
+          </w:tcPr>
+          <w:p>
+            <w:pPr>
+              <w:jc w:val="center"/>
+            </w:pPr>
+            <w:r>
+              <w:rPr>
+                <w:sz w:val="16"/>
+              </w:rPr>
+            </w:r>
+            <w:r>
+              <w:rPr>
+                <w:b w:val="0"/>
+                <w:sz w:val="16"/>
+              </w:rPr>
+              <w:t>12</w:t>
+            </w:r>
+          </w:p>
+        </w:tc>
+        <w:tc>
+          <w:tcPr>
+            <w:tcW w:type="dxa" w:w="1296"/>
+            <w:vAlign w:val="center"/>
+          </w:tcPr>
+          <w:p>
+            <w:pPr>
+              <w:jc w:val="center"/>
+            </w:pPr>
+            <w:r>
+              <w:rPr>
+                <w:sz w:val="16"/>
+              </w:rPr>
+            </w:r>
+            <w:r>
+              <w:rPr>
+                <w:b w:val="0"/>
+                <w:sz w:val="16"/>
+              </w:rPr>
+              <w:t>-3511.08</w:t>
+            </w:r>
+          </w:p>
+        </w:tc>
+        <w:tc>
+          <w:tcPr>
+            <w:tcW w:type="dxa" w:w="1296"/>
+            <w:vAlign w:val="center"/>
+          </w:tcPr>
+          <w:p>
+            <w:pPr>
+              <w:jc w:val="center"/>
+            </w:pPr>
+            <w:r>
+              <w:rPr>
+                <w:sz w:val="16"/>
+              </w:rPr>
+            </w:r>
+            <w:r>
+              <w:rPr>
+                <w:b w:val="0"/>
+                <w:sz w:val="16"/>
+              </w:rPr>
+              <w:t>-3511.08</w:t>
+            </w:r>
+          </w:p>
+        </w:tc>
+        <w:tc>
+          <w:tcPr>
+            <w:tcW w:type="dxa" w:w="936"/>
+            <w:vAlign w:val="center"/>
+          </w:tcPr>
+          <w:p>
+            <w:pPr>
+              <w:jc w:val="center"/>
+            </w:pPr>
+            <w:r>
+              <w:rPr>
+                <w:sz w:val="16"/>
+              </w:rPr>
+            </w:r>
+            <w:r>
+              <w:rPr>
+                <w:b w:val="0"/>
+                <w:sz w:val="16"/>
+              </w:rPr>
+              <w:t>0.00063</w:t>
+            </w:r>
+          </w:p>
+        </w:tc>
+        <w:tc>
+          <w:tcPr>
+            <w:tcW w:type="dxa" w:w="1224"/>
+            <w:vAlign w:val="center"/>
+          </w:tcPr>
+          <w:p>
+            <w:pPr>
+              <w:jc w:val="center"/>
+            </w:pPr>
+            <w:r>
+              <w:rPr>
+                <w:sz w:val="16"/>
+              </w:rPr>
+            </w:r>
+            <w:r>
+              <w:rPr>
+                <w:b w:val="0"/>
+                <w:sz w:val="16"/>
+              </w:rPr>
+              <w:t>7.02e-07</w:t>
+            </w:r>
+          </w:p>
+        </w:tc>
+        <w:tc>
+          <w:tcPr>
+            <w:tcW w:type="dxa" w:w="936"/>
+            <w:vAlign w:val="center"/>
+          </w:tcPr>
+          <w:p>
+            <w:pPr>
+              <w:jc w:val="center"/>
+            </w:pPr>
+            <w:r>
+              <w:rPr>
+                <w:sz w:val="16"/>
+              </w:rPr>
+            </w:r>
+            <w:r>
+              <w:rPr>
+                <w:b w:val="0"/>
+                <w:sz w:val="16"/>
+              </w:rPr>
+              <w:t>53.97</w:t>
+            </w:r>
+          </w:p>
+        </w:tc>
+        <w:tc>
+          <w:tcPr>
+            <w:tcW w:type="dxa" w:w="936"/>
+            <w:vAlign w:val="center"/>
+          </w:tcPr>
+          <w:p>
+            <w:pPr>
+              <w:jc w:val="center"/>
+            </w:pPr>
+            <w:r>
+              <w:rPr>
+                <w:sz w:val="16"/>
+              </w:rPr>
+            </w:r>
+            <w:r>
+              <w:rPr>
+                <w:b w:val="0"/>
+                <w:sz w:val="16"/>
+              </w:rPr>
+              <w:t>20.93</w:t>
+            </w:r>
+          </w:p>
+        </w:tc>
+      </w:tr>
+      <w:tr>
+        <w:tc>
+          <w:tcPr>
+            <w:tcW w:type="dxa" w:w="1584"/>
+            <w:vAlign w:val="center"/>
+          </w:tcPr>
+          <w:p>
+            <w:pPr>
+              <w:jc w:val="center"/>
+            </w:pPr>
+            <w:r>
+              <w:rPr>
+                <w:sz w:val="16"/>
+              </w:rPr>
+            </w:r>
+            <w:r>
+              <w:rPr>
+                <w:b w:val="0"/>
+                <w:sz w:val="16"/>
+              </w:rPr>
+              <w:t>1VII mini</w:t>
+            </w:r>
+          </w:p>
+        </w:tc>
+        <w:tc>
+          <w:tcPr>
+            <w:tcW w:type="dxa" w:w="792"/>
+            <w:vAlign w:val="center"/>
+          </w:tcPr>
+          <w:p>
+            <w:pPr>
+              <w:jc w:val="center"/>
+            </w:pPr>
+            <w:r>
+              <w:rPr>
+                <w:sz w:val="16"/>
+              </w:rPr>
+            </w:r>
+            <w:r>
+              <w:rPr>
+                <w:b w:val="0"/>
+                <w:sz w:val="16"/>
+              </w:rPr>
+              <w:t>2534</w:t>
+            </w:r>
+          </w:p>
+        </w:tc>
+        <w:tc>
+          <w:tcPr>
+            <w:tcW w:type="dxa" w:w="1007"/>
+            <w:vAlign w:val="center"/>
+          </w:tcPr>
+          <w:p>
+            <w:pPr>
+              <w:jc w:val="center"/>
+            </w:pPr>
+            <w:r>
+              <w:rPr>
+                <w:sz w:val="16"/>
+              </w:rPr>
+            </w:r>
+            <w:r>
+              <w:rPr>
+                <w:b w:val="0"/>
+                <w:sz w:val="16"/>
+              </w:rPr>
+              <w:t>8</w:t>
+            </w:r>
+          </w:p>
+        </w:tc>
+        <w:tc>
+          <w:tcPr>
+            <w:tcW w:type="dxa" w:w="1296"/>
+            <w:vAlign w:val="center"/>
+          </w:tcPr>
+          <w:p>
+            <w:pPr>
+              <w:jc w:val="center"/>
+            </w:pPr>
+            <w:r>
+              <w:rPr>
+                <w:sz w:val="16"/>
+              </w:rPr>
+            </w:r>
+            <w:r>
+              <w:rPr>
+                <w:b w:val="0"/>
+                <w:sz w:val="16"/>
+              </w:rPr>
+              <w:t>-3810.76</w:t>
+            </w:r>
+          </w:p>
+        </w:tc>
+        <w:tc>
+          <w:tcPr>
+            <w:tcW w:type="dxa" w:w="1296"/>
+            <w:vAlign w:val="center"/>
+          </w:tcPr>
+          <w:p>
+            <w:pPr>
+              <w:jc w:val="center"/>
+            </w:pPr>
+            <w:r>
+              <w:rPr>
+                <w:sz w:val="16"/>
+              </w:rPr>
+            </w:r>
+            <w:r>
+              <w:rPr>
+                <w:b w:val="0"/>
+                <w:sz w:val="16"/>
+              </w:rPr>
+              <w:t>-3810.76</w:t>
+            </w:r>
+          </w:p>
+        </w:tc>
+        <w:tc>
+          <w:tcPr>
+            <w:tcW w:type="dxa" w:w="936"/>
+            <w:vAlign w:val="center"/>
+          </w:tcPr>
+          <w:p>
+            <w:pPr>
+              <w:jc w:val="center"/>
+            </w:pPr>
+            <w:r>
+              <w:rPr>
+                <w:sz w:val="16"/>
+              </w:rPr>
+            </w:r>
+            <w:r>
+              <w:rPr>
+                <w:b w:val="0"/>
+                <w:sz w:val="16"/>
+              </w:rPr>
+              <w:t>0.000162</w:t>
+            </w:r>
+          </w:p>
+        </w:tc>
+        <w:tc>
+          <w:tcPr>
+            <w:tcW w:type="dxa" w:w="1224"/>
+            <w:vAlign w:val="center"/>
+          </w:tcPr>
+          <w:p>
+            <w:pPr>
+              <w:jc w:val="center"/>
+            </w:pPr>
+            <w:r>
+              <w:rPr>
+                <w:sz w:val="16"/>
+              </w:rPr>
+            </w:r>
+            <w:r>
+              <w:rPr>
+                <w:b w:val="0"/>
+                <w:sz w:val="16"/>
+              </w:rPr>
+              <w:t>1.27e-06</w:t>
+            </w:r>
+          </w:p>
+        </w:tc>
+        <w:tc>
+          <w:tcPr>
+            <w:tcW w:type="dxa" w:w="936"/>
+            <w:vAlign w:val="center"/>
+          </w:tcPr>
+          <w:p>
+            <w:pPr>
+              <w:jc w:val="center"/>
+            </w:pPr>
+            <w:r>
+              <w:rPr>
+                <w:sz w:val="16"/>
+              </w:rPr>
+            </w:r>
+            <w:r>
+              <w:rPr>
+                <w:b w:val="0"/>
+                <w:sz w:val="16"/>
+              </w:rPr>
+              <w:t>24.92</w:t>
+            </w:r>
+          </w:p>
+        </w:tc>
+        <w:tc>
+          <w:tcPr>
+            <w:tcW w:type="dxa" w:w="936"/>
+            <w:vAlign w:val="center"/>
+          </w:tcPr>
+          <w:p>
+            <w:pPr>
+              <w:jc w:val="center"/>
+            </w:pPr>
+            <w:r>
+              <w:rPr>
+                <w:sz w:val="16"/>
+              </w:rPr>
+            </w:r>
+            <w:r>
+              <w:rPr>
+                <w:b w:val="0"/>
+                <w:sz w:val="16"/>
+              </w:rPr>
+              <w:t>6.90</w:t>
+            </w:r>
+          </w:p>
+        </w:tc>
+      </w:tr>
+      <w:tr>
+        <w:tc>
+          <w:tcPr>
+            <w:tcW w:type="dxa" w:w="1584"/>
+            <w:vAlign w:val="center"/>
+          </w:tcPr>
+          <w:p>
+            <w:pPr>
+              <w:jc w:val="center"/>
+            </w:pPr>
+            <w:r>
+              <w:rPr>
+                <w:sz w:val="16"/>
+              </w:rPr>
+            </w:r>
+            <w:r>
+              <w:rPr>
+                <w:b w:val="0"/>
+                <w:sz w:val="16"/>
+              </w:rPr>
+              <w:t>1VII mini</w:t>
+            </w:r>
+          </w:p>
+        </w:tc>
+        <w:tc>
+          <w:tcPr>
+            <w:tcW w:type="dxa" w:w="792"/>
+            <w:vAlign w:val="center"/>
+          </w:tcPr>
+          <w:p>
+            <w:pPr>
+              <w:jc w:val="center"/>
+            </w:pPr>
+            <w:r>
+              <w:rPr>
+                <w:sz w:val="16"/>
+              </w:rPr>
+            </w:r>
+            <w:r>
+              <w:rPr>
+                <w:b w:val="0"/>
+                <w:sz w:val="16"/>
+              </w:rPr>
+              <w:t>2534</w:t>
+            </w:r>
+          </w:p>
+        </w:tc>
+        <w:tc>
+          <w:tcPr>
+            <w:tcW w:type="dxa" w:w="1007"/>
+            <w:vAlign w:val="center"/>
+          </w:tcPr>
+          <w:p>
+            <w:pPr>
+              <w:jc w:val="center"/>
+            </w:pPr>
+            <w:r>
+              <w:rPr>
+                <w:sz w:val="16"/>
+              </w:rPr>
+            </w:r>
+            <w:r>
+              <w:rPr>
+                <w:b w:val="0"/>
+                <w:sz w:val="16"/>
+              </w:rPr>
+              <w:t>12</w:t>
+            </w:r>
+          </w:p>
+        </w:tc>
+        <w:tc>
+          <w:tcPr>
+            <w:tcW w:type="dxa" w:w="1296"/>
+            <w:vAlign w:val="center"/>
+          </w:tcPr>
+          <w:p>
+            <w:pPr>
+              <w:jc w:val="center"/>
+            </w:pPr>
+            <w:r>
+              <w:rPr>
+                <w:sz w:val="16"/>
+              </w:rPr>
+            </w:r>
+            <w:r>
+              <w:rPr>
+                <w:b w:val="0"/>
+                <w:sz w:val="16"/>
+              </w:rPr>
+              <w:t>-3810.76</w:t>
+            </w:r>
+          </w:p>
+        </w:tc>
+        <w:tc>
+          <w:tcPr>
+            <w:tcW w:type="dxa" w:w="1296"/>
+            <w:vAlign w:val="center"/>
+          </w:tcPr>
+          <w:p>
+            <w:pPr>
+              <w:jc w:val="center"/>
+            </w:pPr>
+            <w:r>
+              <w:rPr>
+                <w:sz w:val="16"/>
+              </w:rPr>
+            </w:r>
+            <w:r>
+              <w:rPr>
+                <w:b w:val="0"/>
+                <w:sz w:val="16"/>
+              </w:rPr>
+              <w:t>-3810.76</w:t>
+            </w:r>
+          </w:p>
+        </w:tc>
+        <w:tc>
+          <w:tcPr>
+            <w:tcW w:type="dxa" w:w="936"/>
+            <w:vAlign w:val="center"/>
+          </w:tcPr>
+          <w:p>
+            <w:pPr>
+              <w:jc w:val="center"/>
+            </w:pPr>
+            <w:r>
+              <w:rPr>
+                <w:sz w:val="16"/>
+              </w:rPr>
+            </w:r>
+            <w:r>
+              <w:rPr>
+                <w:b w:val="0"/>
+                <w:sz w:val="16"/>
+              </w:rPr>
+              <w:t>0.000162</w:t>
+            </w:r>
+          </w:p>
+        </w:tc>
+        <w:tc>
+          <w:tcPr>
+            <w:tcW w:type="dxa" w:w="1224"/>
+            <w:vAlign w:val="center"/>
+          </w:tcPr>
+          <w:p>
+            <w:pPr>
+              <w:jc w:val="center"/>
+            </w:pPr>
+            <w:r>
+              <w:rPr>
+                <w:sz w:val="16"/>
+              </w:rPr>
+            </w:r>
+            <w:r>
+              <w:rPr>
+                <w:b w:val="0"/>
+                <w:sz w:val="16"/>
+              </w:rPr>
+              <w:t>1.27e-06</w:t>
+            </w:r>
+          </w:p>
+        </w:tc>
+        <w:tc>
+          <w:tcPr>
+            <w:tcW w:type="dxa" w:w="936"/>
+            <w:vAlign w:val="center"/>
+          </w:tcPr>
+          <w:p>
+            <w:pPr>
+              <w:jc w:val="center"/>
+            </w:pPr>
+            <w:r>
+              <w:rPr>
+                <w:sz w:val="16"/>
+              </w:rPr>
+            </w:r>
+            <w:r>
+              <w:rPr>
+                <w:b w:val="0"/>
+                <w:sz w:val="16"/>
+              </w:rPr>
+              <w:t>32.32</w:t>
+            </w:r>
+          </w:p>
+        </w:tc>
+        <w:tc>
+          <w:tcPr>
+            <w:tcW w:type="dxa" w:w="936"/>
+            <w:vAlign w:val="center"/>
+          </w:tcPr>
+          <w:p>
+            <w:pPr>
+              <w:jc w:val="center"/>
+            </w:pPr>
+            <w:r>
+              <w:rPr>
+                <w:sz w:val="16"/>
+              </w:rPr>
+            </w:r>
+            <w:r>
+              <w:rPr>
+                <w:b w:val="0"/>
+                <w:sz w:val="16"/>
+              </w:rPr>
+              <w:t>11.02</w:t>
+            </w:r>
+          </w:p>
+        </w:tc>
+      </w:tr>
+      <w:tr>
+        <w:tc>
+          <w:tcPr>
+            <w:tcW w:type="dxa" w:w="1584"/>
+            <w:vAlign w:val="center"/>
+          </w:tcPr>
+          <w:p>
+            <w:pPr>
+              <w:jc w:val="center"/>
+            </w:pPr>
+            <w:r>
+              <w:rPr>
+                <w:sz w:val="16"/>
+              </w:rPr>
+            </w:r>
+            <w:r>
+              <w:rPr>
+                <w:b w:val="0"/>
+                <w:sz w:val="16"/>
+              </w:rPr>
+              <w:t>2CI2 mini</w:t>
+            </w:r>
+          </w:p>
+        </w:tc>
+        <w:tc>
+          <w:tcPr>
+            <w:tcW w:type="dxa" w:w="792"/>
+            <w:vAlign w:val="center"/>
+          </w:tcPr>
+          <w:p>
+            <w:pPr>
+              <w:jc w:val="center"/>
+            </w:pPr>
+            <w:r>
+              <w:rPr>
+                <w:sz w:val="16"/>
+              </w:rPr>
+            </w:r>
+            <w:r>
+              <w:rPr>
+                <w:b w:val="0"/>
+                <w:sz w:val="16"/>
+              </w:rPr>
+              <w:t>3030</w:t>
+            </w:r>
+          </w:p>
+        </w:tc>
+        <w:tc>
+          <w:tcPr>
+            <w:tcW w:type="dxa" w:w="1007"/>
+            <w:vAlign w:val="center"/>
+          </w:tcPr>
+          <w:p>
+            <w:pPr>
+              <w:jc w:val="center"/>
+            </w:pPr>
+            <w:r>
+              <w:rPr>
+                <w:sz w:val="16"/>
+              </w:rPr>
+            </w:r>
+            <w:r>
+              <w:rPr>
+                <w:b w:val="0"/>
+                <w:sz w:val="16"/>
+              </w:rPr>
+              <w:t>8</w:t>
+            </w:r>
+          </w:p>
+        </w:tc>
+        <w:tc>
+          <w:tcPr>
+            <w:tcW w:type="dxa" w:w="1296"/>
+            <w:vAlign w:val="center"/>
+          </w:tcPr>
+          <w:p>
+            <w:pPr>
+              <w:jc w:val="center"/>
+            </w:pPr>
+            <w:r>
+              <w:rPr>
+                <w:sz w:val="16"/>
+              </w:rPr>
+            </w:r>
+            <w:r>
+              <w:rPr>
+                <w:b w:val="0"/>
+                <w:sz w:val="16"/>
+              </w:rPr>
+              <w:t>-2242.83</w:t>
+            </w:r>
+          </w:p>
+        </w:tc>
+        <w:tc>
+          <w:tcPr>
+            <w:tcW w:type="dxa" w:w="1296"/>
+            <w:vAlign w:val="center"/>
+          </w:tcPr>
+          <w:p>
+            <w:pPr>
+              <w:jc w:val="center"/>
+            </w:pPr>
+            <w:r>
+              <w:rPr>
+                <w:sz w:val="16"/>
+              </w:rPr>
+            </w:r>
+            <w:r>
+              <w:rPr>
+                <w:b w:val="0"/>
+                <w:sz w:val="16"/>
+              </w:rPr>
+              <w:t>-2242.83</w:t>
+            </w:r>
+          </w:p>
+        </w:tc>
+        <w:tc>
+          <w:tcPr>
+            <w:tcW w:type="dxa" w:w="936"/>
+            <w:vAlign w:val="center"/>
+          </w:tcPr>
+          <w:p>
+            <w:pPr>
+              <w:jc w:val="center"/>
+            </w:pPr>
+            <w:r>
+              <w:rPr>
+                <w:sz w:val="16"/>
+              </w:rPr>
+            </w:r>
+            <w:r>
+              <w:rPr>
+                <w:b w:val="0"/>
+                <w:sz w:val="16"/>
+              </w:rPr>
+              <w:t>0.000144</w:t>
+            </w:r>
+          </w:p>
+        </w:tc>
+        <w:tc>
+          <w:tcPr>
+            <w:tcW w:type="dxa" w:w="1224"/>
+            <w:vAlign w:val="center"/>
+          </w:tcPr>
+          <w:p>
+            <w:pPr>
+              <w:jc w:val="center"/>
+            </w:pPr>
+            <w:r>
+              <w:rPr>
+                <w:sz w:val="16"/>
+              </w:rPr>
+            </w:r>
+            <w:r>
+              <w:rPr>
+                <w:b w:val="0"/>
+                <w:sz w:val="16"/>
+              </w:rPr>
+              <w:t>1.23e-06</w:t>
+            </w:r>
+          </w:p>
+        </w:tc>
+        <w:tc>
+          <w:tcPr>
+            <w:tcW w:type="dxa" w:w="936"/>
+            <w:vAlign w:val="center"/>
+          </w:tcPr>
+          <w:p>
+            <w:pPr>
+              <w:jc w:val="center"/>
+            </w:pPr>
+            <w:r>
+              <w:rPr>
+                <w:sz w:val="16"/>
+              </w:rPr>
+            </w:r>
+            <w:r>
+              <w:rPr>
+                <w:b w:val="0"/>
+                <w:sz w:val="16"/>
+              </w:rPr>
+              <w:t>60.58</w:t>
+            </w:r>
+          </w:p>
+        </w:tc>
+        <w:tc>
+          <w:tcPr>
+            <w:tcW w:type="dxa" w:w="936"/>
+            <w:vAlign w:val="center"/>
+          </w:tcPr>
+          <w:p>
+            <w:pPr>
+              <w:jc w:val="center"/>
+            </w:pPr>
+            <w:r>
+              <w:rPr>
+                <w:sz w:val="16"/>
+              </w:rPr>
+            </w:r>
+            <w:r>
+              <w:rPr>
+                <w:b w:val="0"/>
+                <w:sz w:val="16"/>
+              </w:rPr>
+              <w:t>16.55</w:t>
+            </w:r>
+          </w:p>
+        </w:tc>
+      </w:tr>
+      <w:tr>
+        <w:tc>
+          <w:tcPr>
+            <w:tcW w:type="dxa" w:w="1584"/>
+            <w:vAlign w:val="center"/>
+          </w:tcPr>
+          <w:p>
+            <w:pPr>
+              <w:jc w:val="center"/>
+            </w:pPr>
+            <w:r>
+              <w:rPr>
+                <w:sz w:val="16"/>
+              </w:rPr>
+            </w:r>
+            <w:r>
+              <w:rPr>
+                <w:b w:val="0"/>
+                <w:sz w:val="16"/>
+              </w:rPr>
+              <w:t>2CI2 mini</w:t>
+            </w:r>
+          </w:p>
+        </w:tc>
+        <w:tc>
+          <w:tcPr>
+            <w:tcW w:type="dxa" w:w="792"/>
+            <w:vAlign w:val="center"/>
+          </w:tcPr>
+          <w:p>
+            <w:pPr>
+              <w:jc w:val="center"/>
+            </w:pPr>
+            <w:r>
+              <w:rPr>
+                <w:sz w:val="16"/>
+              </w:rPr>
+            </w:r>
+            <w:r>
+              <w:rPr>
+                <w:b w:val="0"/>
+                <w:sz w:val="16"/>
+              </w:rPr>
+              <w:t>3030</w:t>
+            </w:r>
+          </w:p>
+        </w:tc>
+        <w:tc>
+          <w:tcPr>
+            <w:tcW w:type="dxa" w:w="1007"/>
+            <w:vAlign w:val="center"/>
+          </w:tcPr>
+          <w:p>
+            <w:pPr>
+              <w:jc w:val="center"/>
+            </w:pPr>
+            <w:r>
+              <w:rPr>
+                <w:sz w:val="16"/>
+              </w:rPr>
+            </w:r>
+            <w:r>
+              <w:rPr>
+                <w:b w:val="0"/>
+                <w:sz w:val="16"/>
+              </w:rPr>
+              <w:t>12</w:t>
+            </w:r>
+          </w:p>
+        </w:tc>
+        <w:tc>
+          <w:tcPr>
+            <w:tcW w:type="dxa" w:w="1296"/>
+            <w:vAlign w:val="center"/>
+          </w:tcPr>
+          <w:p>
+            <w:pPr>
+              <w:jc w:val="center"/>
+            </w:pPr>
+            <w:r>
+              <w:rPr>
+                <w:sz w:val="16"/>
+              </w:rPr>
+            </w:r>
+            <w:r>
+              <w:rPr>
+                <w:b w:val="0"/>
+                <w:sz w:val="16"/>
+              </w:rPr>
+              <w:t>-2242.83</w:t>
+            </w:r>
+          </w:p>
+        </w:tc>
+        <w:tc>
+          <w:tcPr>
+            <w:tcW w:type="dxa" w:w="1296"/>
+            <w:vAlign w:val="center"/>
+          </w:tcPr>
+          <w:p>
+            <w:pPr>
+              <w:jc w:val="center"/>
+            </w:pPr>
+            <w:r>
+              <w:rPr>
+                <w:sz w:val="16"/>
+              </w:rPr>
+            </w:r>
+            <w:r>
+              <w:rPr>
+                <w:b w:val="0"/>
+                <w:sz w:val="16"/>
+              </w:rPr>
+              <w:t>-2242.83</w:t>
+            </w:r>
+          </w:p>
+        </w:tc>
+        <w:tc>
+          <w:tcPr>
+            <w:tcW w:type="dxa" w:w="936"/>
+            <w:vAlign w:val="center"/>
+          </w:tcPr>
+          <w:p>
+            <w:pPr>
+              <w:jc w:val="center"/>
+            </w:pPr>
+            <w:r>
+              <w:rPr>
+                <w:sz w:val="16"/>
+              </w:rPr>
+            </w:r>
+            <w:r>
+              <w:rPr>
+                <w:b w:val="0"/>
+                <w:sz w:val="16"/>
+              </w:rPr>
+              <w:t>0.000144</w:t>
+            </w:r>
+          </w:p>
+        </w:tc>
+        <w:tc>
+          <w:tcPr>
+            <w:tcW w:type="dxa" w:w="1224"/>
+            <w:vAlign w:val="center"/>
+          </w:tcPr>
+          <w:p>
+            <w:pPr>
+              <w:jc w:val="center"/>
+            </w:pPr>
+            <w:r>
+              <w:rPr>
+                <w:sz w:val="16"/>
+              </w:rPr>
+            </w:r>
+            <w:r>
+              <w:rPr>
+                <w:b w:val="0"/>
+                <w:sz w:val="16"/>
+              </w:rPr>
+              <w:t>1.23e-06</w:t>
+            </w:r>
+          </w:p>
+        </w:tc>
+        <w:tc>
+          <w:tcPr>
+            <w:tcW w:type="dxa" w:w="936"/>
+            <w:vAlign w:val="center"/>
+          </w:tcPr>
+          <w:p>
+            <w:pPr>
+              <w:jc w:val="center"/>
+            </w:pPr>
+            <w:r>
+              <w:rPr>
+                <w:sz w:val="16"/>
+              </w:rPr>
+            </w:r>
+            <w:r>
+              <w:rPr>
+                <w:b w:val="0"/>
+                <w:sz w:val="16"/>
+              </w:rPr>
+              <w:t>49.92</w:t>
+            </w:r>
+          </w:p>
+        </w:tc>
+        <w:tc>
+          <w:tcPr>
+            <w:tcW w:type="dxa" w:w="936"/>
+            <w:vAlign w:val="center"/>
+          </w:tcPr>
+          <w:p>
+            <w:pPr>
+              <w:jc w:val="center"/>
+            </w:pPr>
+            <w:r>
+              <w:rPr>
+                <w:sz w:val="16"/>
+              </w:rPr>
+            </w:r>
+            <w:r>
+              <w:rPr>
+                <w:b w:val="0"/>
+                <w:sz w:val="16"/>
+              </w:rPr>
+              <w:t>15.90</w:t>
+            </w:r>
+          </w:p>
+        </w:tc>
+      </w:tr>
+      <w:tr>
+        <w:tc>
+          <w:tcPr>
+            <w:tcW w:type="dxa" w:w="1584"/>
+            <w:vAlign w:val="center"/>
+          </w:tcPr>
+          <w:p>
+            <w:pPr>
+              <w:jc w:val="center"/>
+            </w:pPr>
+            <w:r>
+              <w:rPr>
+                <w:sz w:val="16"/>
+              </w:rPr>
+            </w:r>
+            <w:r>
+              <w:rPr>
+                <w:b w:val="0"/>
+                <w:sz w:val="16"/>
+              </w:rPr>
+              <w:t>Off-center Kirkwood sphere</w:t>
+            </w:r>
+          </w:p>
+        </w:tc>
+        <w:tc>
+          <w:tcPr>
+            <w:tcW w:type="dxa" w:w="792"/>
+            <w:vAlign w:val="center"/>
+          </w:tcPr>
+          <w:p>
+            <w:pPr>
+              <w:jc w:val="center"/>
+            </w:pPr>
+            <w:r>
+              <w:rPr>
+                <w:sz w:val="16"/>
+              </w:rPr>
+            </w:r>
+            <w:r>
+              <w:rPr>
+                <w:b w:val="0"/>
+                <w:sz w:val="16"/>
+              </w:rPr>
+              <w:t>48</w:t>
+            </w:r>
+          </w:p>
+        </w:tc>
+        <w:tc>
+          <w:tcPr>
+            <w:tcW w:type="dxa" w:w="1007"/>
+            <w:vAlign w:val="center"/>
+          </w:tcPr>
+          <w:p>
+            <w:pPr>
+              <w:jc w:val="center"/>
+            </w:pPr>
+            <w:r>
+              <w:rPr>
+                <w:sz w:val="16"/>
+              </w:rPr>
+            </w:r>
+            <w:r>
+              <w:rPr>
+                <w:b w:val="0"/>
+                <w:sz w:val="16"/>
+              </w:rPr>
+              <w:t>8</w:t>
+            </w:r>
+          </w:p>
+        </w:tc>
+        <w:tc>
+          <w:tcPr>
+            <w:tcW w:type="dxa" w:w="1296"/>
+            <w:vAlign w:val="center"/>
+          </w:tcPr>
+          <w:p>
+            <w:pPr>
+              <w:jc w:val="center"/>
+            </w:pPr>
+            <w:r>
+              <w:rPr>
+                <w:sz w:val="16"/>
+              </w:rPr>
+            </w:r>
+            <w:r>
+              <w:rPr>
+                <w:b w:val="0"/>
+                <w:sz w:val="16"/>
+              </w:rPr>
+              <w:t>-79.6048</w:t>
+            </w:r>
+          </w:p>
+        </w:tc>
+        <w:tc>
+          <w:tcPr>
+            <w:tcW w:type="dxa" w:w="1296"/>
+            <w:vAlign w:val="center"/>
+          </w:tcPr>
+          <w:p>
+            <w:pPr>
+              <w:jc w:val="center"/>
+            </w:pPr>
+            <w:r>
+              <w:rPr>
+                <w:sz w:val="16"/>
+              </w:rPr>
+            </w:r>
+            <w:r>
+              <w:rPr>
+                <w:b w:val="0"/>
+                <w:sz w:val="16"/>
+              </w:rPr>
+              <w:t>-79.6048</w:t>
+            </w:r>
+          </w:p>
+        </w:tc>
+        <w:tc>
+          <w:tcPr>
+            <w:tcW w:type="dxa" w:w="936"/>
+            <w:vAlign w:val="center"/>
+          </w:tcPr>
+          <w:p>
+            <w:pPr>
+              <w:jc w:val="center"/>
+            </w:pPr>
+            <w:r>
+              <w:rPr>
+                <w:sz w:val="16"/>
+              </w:rPr>
+            </w:r>
+            <w:r>
+              <w:rPr>
+                <w:b w:val="0"/>
+                <w:sz w:val="16"/>
+              </w:rPr>
+              <w:t>0</w:t>
+            </w:r>
+          </w:p>
+        </w:tc>
+        <w:tc>
+          <w:tcPr>
+            <w:tcW w:type="dxa" w:w="1224"/>
+            <w:vAlign w:val="center"/>
+          </w:tcPr>
+          <w:p>
+            <w:pPr>
+              <w:jc w:val="center"/>
+            </w:pPr>
+            <w:r>
+              <w:rPr>
+                <w:sz w:val="16"/>
+              </w:rPr>
+            </w:r>
+            <w:r>
+              <w:rPr>
+                <w:b w:val="0"/>
+                <w:sz w:val="16"/>
+              </w:rPr>
+              <w:t>6.83e-16</w:t>
+            </w:r>
+          </w:p>
+        </w:tc>
+        <w:tc>
+          <w:tcPr>
+            <w:tcW w:type="dxa" w:w="936"/>
+            <w:vAlign w:val="center"/>
+          </w:tcPr>
+          <w:p>
+            <w:pPr>
+              <w:jc w:val="center"/>
+            </w:pPr>
+            <w:r>
+              <w:rPr>
+                <w:sz w:val="16"/>
+              </w:rPr>
+            </w:r>
+            <w:r>
+              <w:rPr>
+                <w:b w:val="0"/>
+                <w:sz w:val="16"/>
+              </w:rPr>
+              <w:t>0.13</w:t>
+            </w:r>
+          </w:p>
+        </w:tc>
+        <w:tc>
+          <w:tcPr>
+            <w:tcW w:type="dxa" w:w="936"/>
+            <w:vAlign w:val="center"/>
+          </w:tcPr>
+          <w:p>
+            <w:pPr>
+              <w:jc w:val="center"/>
+            </w:pPr>
+            <w:r>
+              <w:rPr>
+                <w:sz w:val="16"/>
+              </w:rPr>
+            </w:r>
+            <w:r>
+              <w:rPr>
+                <w:b w:val="0"/>
+                <w:sz w:val="16"/>
+              </w:rPr>
+              <w:t>0.14</w:t>
+            </w:r>
+          </w:p>
+        </w:tc>
+      </w:tr>
+      <w:tr>
+        <w:tc>
+          <w:tcPr>
+            <w:tcW w:type="dxa" w:w="1584"/>
+            <w:vAlign w:val="center"/>
+          </w:tcPr>
+          <w:p>
+            <w:pPr>
+              <w:jc w:val="center"/>
+            </w:pPr>
+            <w:r>
+              <w:rPr>
+                <w:sz w:val="16"/>
+              </w:rPr>
+            </w:r>
+            <w:r>
+              <w:rPr>
+                <w:b w:val="0"/>
+                <w:sz w:val="16"/>
+              </w:rPr>
+              <w:t>Centered sphere</w:t>
+            </w:r>
+          </w:p>
+        </w:tc>
+        <w:tc>
+          <w:tcPr>
+            <w:tcW w:type="dxa" w:w="792"/>
+            <w:vAlign w:val="center"/>
+          </w:tcPr>
+          <w:p>
+            <w:pPr>
+              <w:jc w:val="center"/>
+            </w:pPr>
+            <w:r>
+              <w:rPr>
+                <w:sz w:val="16"/>
+              </w:rPr>
+            </w:r>
+            <w:r>
+              <w:rPr>
+                <w:b w:val="0"/>
+                <w:sz w:val="16"/>
+              </w:rPr>
+              <w:t>48</w:t>
+            </w:r>
+          </w:p>
+        </w:tc>
+        <w:tc>
+          <w:tcPr>
+            <w:tcW w:type="dxa" w:w="1007"/>
+            <w:vAlign w:val="center"/>
+          </w:tcPr>
+          <w:p>
+            <w:pPr>
+              <w:jc w:val="center"/>
+            </w:pPr>
+            <w:r>
+              <w:rPr>
+                <w:sz w:val="16"/>
+              </w:rPr>
+            </w:r>
+            <w:r>
+              <w:rPr>
+                <w:b w:val="0"/>
+                <w:sz w:val="16"/>
+              </w:rPr>
+              <w:t>8</w:t>
+            </w:r>
+          </w:p>
+        </w:tc>
+        <w:tc>
+          <w:tcPr>
+            <w:tcW w:type="dxa" w:w="1296"/>
+            <w:vAlign w:val="center"/>
+          </w:tcPr>
+          <w:p>
+            <w:pPr>
+              <w:jc w:val="center"/>
+            </w:pPr>
+            <w:r>
+              <w:rPr>
+                <w:sz w:val="16"/>
+              </w:rPr>
+            </w:r>
+            <w:r>
+              <w:rPr>
+                <w:b w:val="0"/>
+                <w:sz w:val="16"/>
+              </w:rPr>
+              <w:t>-242.928</w:t>
+            </w:r>
+          </w:p>
+        </w:tc>
+        <w:tc>
+          <w:tcPr>
+            <w:tcW w:type="dxa" w:w="1296"/>
+            <w:vAlign w:val="center"/>
+          </w:tcPr>
+          <w:p>
+            <w:pPr>
+              <w:jc w:val="center"/>
+            </w:pPr>
+            <w:r>
+              <w:rPr>
+                <w:sz w:val="16"/>
+              </w:rPr>
+            </w:r>
+            <w:r>
+              <w:rPr>
+                <w:b w:val="0"/>
+                <w:sz w:val="16"/>
+              </w:rPr>
+              <w:t>-242.928</w:t>
+            </w:r>
+          </w:p>
+        </w:tc>
+        <w:tc>
+          <w:tcPr>
+            <w:tcW w:type="dxa" w:w="936"/>
+            <w:vAlign w:val="center"/>
+          </w:tcPr>
+          <w:p>
+            <w:pPr>
+              <w:jc w:val="center"/>
+            </w:pPr>
+            <w:r>
+              <w:rPr>
+                <w:sz w:val="16"/>
+              </w:rPr>
+            </w:r>
+            <w:r>
+              <w:rPr>
+                <w:b w:val="0"/>
+                <w:sz w:val="16"/>
+              </w:rPr>
+              <w:t>0</w:t>
+            </w:r>
+          </w:p>
+        </w:tc>
+        <w:tc>
+          <w:tcPr>
+            <w:tcW w:type="dxa" w:w="1224"/>
+            <w:vAlign w:val="center"/>
+          </w:tcPr>
+          <w:p>
+            <w:pPr>
+              <w:jc w:val="center"/>
+            </w:pPr>
+            <w:r>
+              <w:rPr>
+                <w:sz w:val="16"/>
+              </w:rPr>
+            </w:r>
+            <w:r>
+              <w:rPr>
+                <w:b w:val="0"/>
+                <w:sz w:val="16"/>
+              </w:rPr>
+              <w:t>1.35e-15</w:t>
+            </w:r>
+          </w:p>
+        </w:tc>
+        <w:tc>
+          <w:tcPr>
+            <w:tcW w:type="dxa" w:w="936"/>
+            <w:vAlign w:val="center"/>
+          </w:tcPr>
+          <w:p>
+            <w:pPr>
+              <w:jc w:val="center"/>
+            </w:pPr>
+            <w:r>
+              <w:rPr>
+                <w:sz w:val="16"/>
+              </w:rPr>
+            </w:r>
+            <w:r>
+              <w:rPr>
+                <w:b w:val="0"/>
+                <w:sz w:val="16"/>
+              </w:rPr>
+              <w:t>0.18</w:t>
+            </w:r>
+          </w:p>
+        </w:tc>
+        <w:tc>
+          <w:tcPr>
+            <w:tcW w:type="dxa" w:w="936"/>
+            <w:vAlign w:val="center"/>
+          </w:tcPr>
+          <w:p>
+            <w:pPr>
+              <w:jc w:val="center"/>
+            </w:pPr>
+            <w:r>
+              <w:rPr>
+                <w:sz w:val="16"/>
+              </w:rPr>
+            </w:r>
+            <w:r>
+              <w:rPr>
+                <w:b w:val="0"/>
+                <w:sz w:val="16"/>
+              </w:rPr>
+              <w:t>0.14</w:t>
+            </w:r>
+          </w:p>
+        </w:tc>
+      </w:tr>
+    </w:tbl>
+    <w:p>
+      <w:pPr>
+        <w:pStyle w:val="Caption"/>
+      </w:pPr>
+      <w:r>
+        <w:t>Figure S2. APBS grid-solver context rows. A, reaction energy from TITAN guarded p4 and the finest APBS grid in the sweep. B, relative change in APBS reaction energy when refining the finite-difference grid from d225 to d257; this panel measures APBS grid sensitivity, not TITAN-versus-APBS error. C, peak resident memory for the matched TITAN guarded p4 rows and the finest APBS grid. D, wall time for the same rows.</w:t>
+      </w:r>
+    </w:p>
+    <w:p>
+      <w:pPr>
+        <w:jc w:val="center"/>
+      </w:pPr>
+      <w:r>
+        <w:drawing>
+          <wp:inline xmlns:a="http://schemas.openxmlformats.org/drawingml/2006/main" xmlns:pic="http://schemas.openxmlformats.org/drawingml/2006/picture">
+            <wp:extent cx="6309360" cy="4015047"/>
+            <wp:docPr id="2" name="Picture 2"/>
+            <wp:cNvGraphicFramePr>
+              <a:graphicFrameLocks noChangeAspect="1"/>
+            </wp:cNvGraphicFramePr>
+            <a:graphic>
+              <a:graphicData uri="http://schemas.openxmlformats.org/drawingml/2006/picture">
+                <pic:pic>
+                  <pic:nvPicPr>
+                    <pic:cNvPr id="0" name="fagbi_scope_z4z_apbs_context_figure.png"/>
+                    <pic:cNvPicPr/>
+                  </pic:nvPicPr>
+                  <pic:blipFill>
+                    <a:blip r:embed="rId11"/>
+                    <a:stretch>
+                      <a:fillRect/>
+                    </a:stretch>
+                  </pic:blipFill>
+                  <pic:spPr>
+                    <a:xfrm>
+                      <a:off x="0" y="0"/>
+                      <a:ext cx="6309360" cy="4015047"/>
+                    </a:xfrm>
+                    <a:prstGeom prst="rect"/>
+                  </pic:spPr>
+                </pic:pic>
+              </a:graphicData>
+            </a:graphic>
+          </wp:inline>
+        </w:drawing>
       </w:r>
     </w:p>
     <w:sectPr>
